--- a/fra/docx/31.content.docx
+++ b/fra/docx/31.content.docx
@@ -19,7 +19,7 @@
         <w:rPr>
           <w:lang w:val="fr_FR" w:bidi="fr_FR"/>
         </w:rPr>
-        <w:t>Resource: Notes d'étude - Introductions aux livres (Tyndale)</w:t>
+        <w:t>Resource: Tyndale Open Study Notes</w:t>
       </w:r>
       <w:r>
         <w:rPr>
@@ -112,7 +112,7 @@
         <w:rPr>
           <w:lang w:val="fr_FR" w:bidi="fr_FR"/>
         </w:rPr>
-        <w:t>Notes d'étude - Introductions aux livres (Tyndale)</w:t>
+        <w:t>Tyndale Open Study Notes</w:t>
       </w:r>
     </w:p>
     <w:p>

--- a/fra/docx/31.content.docx
+++ b/fra/docx/31.content.docx
@@ -19,7 +19,7 @@
         <w:rPr>
           <w:lang w:val="fr_FR" w:bidi="fr_FR"/>
         </w:rPr>
-        <w:t>Resource: Tyndale Open Study Notes</w:t>
+        <w:t>Resource: Aquifer Open Study Notes (Book Intros)</w:t>
       </w:r>
       <w:r>
         <w:rPr>
@@ -112,7 +112,7 @@
         <w:rPr>
           <w:lang w:val="fr_FR" w:bidi="fr_FR"/>
         </w:rPr>
-        <w:t>Tyndale Open Study Notes</w:t>
+        <w:t>Aquifer Open Study Notes (Book Intros)</w:t>
       </w:r>
     </w:p>
     <w:p>

--- a/fra/docx/31.content.docx
+++ b/fra/docx/31.content.docx
@@ -270,90 +270,60 @@
         </w:rPr>
         <w:t xml:space="preserve">Les habitants d’Édom descendaient du frère de Jacob, Ésaü (voir </w:t>
       </w:r>
-      <w:hyperlink r:id="rId13">
-        <w:r>
-          <w:rPr>
-            <w:lang w:val="fr_FR" w:bidi="fr_FR"/>
-          </w:rPr>
-          <w:rPr>
-            <w:color w:val="0000EE"/>
-            <w:u w:val="single"/>
-          </w:rPr>
-          <w:t>Gn 25.30</w:t>
-        </w:r>
-      </w:hyperlink>
+      <w:r>
+        <w:rPr>
+          <w:lang w:val="fr_FR" w:bidi="fr_FR"/>
+        </w:rPr>
+        <w:t>Gn 25.30</w:t>
+      </w:r>
       <w:r>
         <w:rPr>
           <w:lang w:val="fr_FR" w:bidi="fr_FR"/>
         </w:rPr>
         <w:t>). Les Édomites vivaient principalement sur les hautes terres à l’est de la plaine et au sud de la mer Morte. Édom a existé pendant la majeure partie de la monarchie d’Israël (environ 1 050–586 av. J.‑C.) et était souvent un vassal du royaume du sud de Juda (</w:t>
       </w:r>
-      <w:hyperlink r:id="rId14">
-        <w:r>
-          <w:rPr>
-            <w:lang w:val="fr_FR" w:bidi="fr_FR"/>
-          </w:rPr>
-          <w:rPr>
-            <w:color w:val="0000EE"/>
-            <w:u w:val="single"/>
-          </w:rPr>
-          <w:t xml:space="preserve">2S 8.14 </w:t>
-        </w:r>
-      </w:hyperlink>
+      <w:r>
+        <w:rPr>
+          <w:lang w:val="fr_FR" w:bidi="fr_FR"/>
+        </w:rPr>
+        <w:t xml:space="preserve">2S 8.14 </w:t>
+      </w:r>
       <w:r>
         <w:rPr>
           <w:lang w:val="fr_FR" w:bidi="fr_FR"/>
         </w:rPr>
         <w:t xml:space="preserve">; </w:t>
       </w:r>
-      <w:hyperlink r:id="rId15">
-        <w:r>
-          <w:rPr>
-            <w:lang w:val="fr_FR" w:bidi="fr_FR"/>
-          </w:rPr>
-          <w:rPr>
-            <w:color w:val="0000EE"/>
-            <w:u w:val="single"/>
-          </w:rPr>
-          <w:t xml:space="preserve">1R 11.14–16 </w:t>
-        </w:r>
-      </w:hyperlink>
+      <w:r>
+        <w:rPr>
+          <w:lang w:val="fr_FR" w:bidi="fr_FR"/>
+        </w:rPr>
+        <w:t xml:space="preserve">1R 11.14–16 </w:t>
+      </w:r>
       <w:r>
         <w:rPr>
           <w:lang w:val="fr_FR" w:bidi="fr_FR"/>
         </w:rPr>
         <w:t xml:space="preserve">; </w:t>
       </w:r>
-      <w:hyperlink r:id="rId16">
-        <w:r>
-          <w:rPr>
-            <w:lang w:val="fr_FR" w:bidi="fr_FR"/>
-          </w:rPr>
-          <w:rPr>
-            <w:color w:val="0000EE"/>
-            <w:u w:val="single"/>
-          </w:rPr>
-          <w:t xml:space="preserve">2R 8.20–22 </w:t>
-        </w:r>
-      </w:hyperlink>
+      <w:r>
+        <w:rPr>
+          <w:lang w:val="fr_FR" w:bidi="fr_FR"/>
+        </w:rPr>
+        <w:t xml:space="preserve">2R 8.20–22 </w:t>
+      </w:r>
       <w:r>
         <w:rPr>
           <w:lang w:val="fr_FR" w:bidi="fr_FR"/>
         </w:rPr>
         <w:t xml:space="preserve">; cf. </w:t>
       </w:r>
-      <w:hyperlink r:id="rId17">
-        <w:r>
-          <w:rPr>
-            <w:lang w:val="fr_FR" w:bidi="fr_FR"/>
-          </w:rPr>
-          <w:rPr>
-            <w:color w:val="0000EE"/>
-            <w:u w:val="single"/>
-          </w:rPr>
-          <w:t>2R 3.9–14</w:t>
-        </w:r>
-      </w:hyperlink>
+      <w:r>
+        <w:rPr>
+          <w:lang w:val="fr_FR" w:bidi="fr_FR"/>
+        </w:rPr>
+        <w:t>2R 3.9–14</w:t>
+      </w:r>
       <w:r>
         <w:rPr>
           <w:lang w:val="fr_FR" w:bidi="fr_FR"/>
@@ -387,36 +357,24 @@
         </w:rPr>
         <w:t>En tant que nation, Édom a ravivé l’animosité originelle d’Ésaü envers Jacob. Elle s’est notamment opposée à l’exode d’Israël depuis l’Égypte (</w:t>
       </w:r>
-      <w:hyperlink r:id="rId18">
-        <w:r>
-          <w:rPr>
-            <w:lang w:val="fr_FR" w:bidi="fr_FR"/>
-          </w:rPr>
-          <w:rPr>
-            <w:color w:val="0000EE"/>
-            <w:u w:val="single"/>
-          </w:rPr>
-          <w:t>Nb 20.14–21</w:t>
-        </w:r>
-      </w:hyperlink>
+      <w:r>
+        <w:rPr>
+          <w:lang w:val="fr_FR" w:bidi="fr_FR"/>
+        </w:rPr>
+        <w:t>Nb 20.14–21</w:t>
+      </w:r>
       <w:r>
         <w:rPr>
           <w:lang w:val="fr_FR" w:bidi="fr_FR"/>
         </w:rPr>
         <w:t xml:space="preserve"> ; </w:t>
       </w:r>
-      <w:hyperlink r:id="rId19">
-        <w:r>
-          <w:rPr>
-            <w:lang w:val="fr_FR" w:bidi="fr_FR"/>
-          </w:rPr>
-          <w:rPr>
-            <w:color w:val="0000EE"/>
-            <w:u w:val="single"/>
-          </w:rPr>
-          <w:t>21.4</w:t>
-        </w:r>
-      </w:hyperlink>
+      <w:r>
+        <w:rPr>
+          <w:lang w:val="fr_FR" w:bidi="fr_FR"/>
+        </w:rPr>
+        <w:t>21.4</w:t>
+      </w:r>
       <w:r>
         <w:rPr>
           <w:lang w:val="fr_FR" w:bidi="fr_FR"/>
@@ -462,18 +420,12 @@
         </w:rPr>
         <w:t>Dans l’introduction du livre d’Abdias (</w:t>
       </w:r>
-      <w:hyperlink r:id="rId20">
-        <w:r>
-          <w:rPr>
-            <w:lang w:val="fr_FR" w:bidi="fr_FR"/>
-          </w:rPr>
-          <w:rPr>
-            <w:color w:val="0000EE"/>
-            <w:u w:val="single"/>
-          </w:rPr>
-          <w:t>1.1–9</w:t>
-        </w:r>
-      </w:hyperlink>
+      <w:r>
+        <w:rPr>
+          <w:lang w:val="fr_FR" w:bidi="fr_FR"/>
+        </w:rPr>
+        <w:t>1.1–9</w:t>
+      </w:r>
       <w:r>
         <w:rPr>
           <w:lang w:val="fr_FR" w:bidi="fr_FR"/>
@@ -494,18 +446,12 @@
         </w:rPr>
         <w:t>La deuxième partie (</w:t>
       </w:r>
-      <w:hyperlink r:id="rId21">
-        <w:r>
-          <w:rPr>
-            <w:lang w:val="fr_FR" w:bidi="fr_FR"/>
-          </w:rPr>
-          <w:rPr>
-            <w:color w:val="0000EE"/>
-            <w:u w:val="single"/>
-          </w:rPr>
-          <w:t>1.10–14</w:t>
-        </w:r>
-      </w:hyperlink>
+      <w:r>
+        <w:rPr>
+          <w:lang w:val="fr_FR" w:bidi="fr_FR"/>
+        </w:rPr>
+        <w:t>1.10–14</w:t>
+      </w:r>
       <w:r>
         <w:rPr>
           <w:lang w:val="fr_FR" w:bidi="fr_FR"/>
@@ -526,54 +472,36 @@
         </w:rPr>
         <w:t>Dans la troisième et dernière partie (</w:t>
       </w:r>
-      <w:hyperlink r:id="rId22">
-        <w:r>
-          <w:rPr>
-            <w:lang w:val="fr_FR" w:bidi="fr_FR"/>
-          </w:rPr>
-          <w:rPr>
-            <w:color w:val="0000EE"/>
-            <w:u w:val="single"/>
-          </w:rPr>
-          <w:t>1.15–21</w:t>
-        </w:r>
-      </w:hyperlink>
+      <w:r>
+        <w:rPr>
+          <w:lang w:val="fr_FR" w:bidi="fr_FR"/>
+        </w:rPr>
+        <w:t>1.15–21</w:t>
+      </w:r>
       <w:r>
         <w:rPr>
           <w:lang w:val="fr_FR" w:bidi="fr_FR"/>
         </w:rPr>
         <w:t>), Abdias envisage la venue d’un jour du Seigneur qui formera à son apogée un Royaume universel appartenant à Dieu. Ceux qui font le mal subiront de terribles conséquences (</w:t>
       </w:r>
-      <w:hyperlink r:id="rId23">
-        <w:r>
-          <w:rPr>
-            <w:lang w:val="fr_FR" w:bidi="fr_FR"/>
-          </w:rPr>
-          <w:rPr>
-            <w:color w:val="0000EE"/>
-            <w:u w:val="single"/>
-          </w:rPr>
-          <w:t>1.15–16</w:t>
-        </w:r>
-      </w:hyperlink>
+      <w:r>
+        <w:rPr>
+          <w:lang w:val="fr_FR" w:bidi="fr_FR"/>
+        </w:rPr>
+        <w:t>1.15–16</w:t>
+      </w:r>
       <w:r>
         <w:rPr>
           <w:lang w:val="fr_FR" w:bidi="fr_FR"/>
         </w:rPr>
         <w:t>), et ceux qui ont souffert injustement seront restaurés (</w:t>
       </w:r>
-      <w:hyperlink r:id="rId24">
-        <w:r>
-          <w:rPr>
-            <w:lang w:val="fr_FR" w:bidi="fr_FR"/>
-          </w:rPr>
-          <w:rPr>
-            <w:color w:val="0000EE"/>
-            <w:u w:val="single"/>
-          </w:rPr>
-          <w:t>1.17–21</w:t>
-        </w:r>
-      </w:hyperlink>
+      <w:r>
+        <w:rPr>
+          <w:lang w:val="fr_FR" w:bidi="fr_FR"/>
+        </w:rPr>
+        <w:t>1.17–21</w:t>
+      </w:r>
       <w:r>
         <w:rPr>
           <w:lang w:val="fr_FR" w:bidi="fr_FR"/>
@@ -629,18 +557,12 @@
         </w:rPr>
         <w:t xml:space="preserve"> (</w:t>
       </w:r>
-      <w:hyperlink r:id="rId25">
-        <w:r>
-          <w:rPr>
-            <w:lang w:val="fr_FR" w:bidi="fr_FR"/>
-          </w:rPr>
-          <w:rPr>
-            <w:color w:val="0000EE"/>
-            <w:u w:val="single"/>
-          </w:rPr>
-          <w:t>1R 18.3–16</w:t>
-        </w:r>
-      </w:hyperlink>
+      <w:r>
+        <w:rPr>
+          <w:lang w:val="fr_FR" w:bidi="fr_FR"/>
+        </w:rPr>
+        <w:t>1R 18.3–16</w:t>
+      </w:r>
       <w:r>
         <w:rPr>
           <w:lang w:val="fr_FR" w:bidi="fr_FR"/>
@@ -661,36 +583,24 @@
         </w:rPr>
         <w:t>L’invasion du royaume de Juda a entraîné la prophétie d’Abdias. En 586 av. J.‑C., le roi babylonien Nabuchodonosor a mis fin à l’indépendance de Juda et a exilé son dernier roi, Sédécias (</w:t>
       </w:r>
-      <w:hyperlink r:id="rId26">
-        <w:r>
-          <w:rPr>
-            <w:lang w:val="fr_FR" w:bidi="fr_FR"/>
-          </w:rPr>
-          <w:rPr>
-            <w:color w:val="0000EE"/>
-            <w:u w:val="single"/>
-          </w:rPr>
-          <w:t>2R 25.1–30</w:t>
-        </w:r>
-      </w:hyperlink>
+      <w:r>
+        <w:rPr>
+          <w:lang w:val="fr_FR" w:bidi="fr_FR"/>
+        </w:rPr>
+        <w:t>2R 25.1–30</w:t>
+      </w:r>
       <w:r>
         <w:rPr>
           <w:lang w:val="fr_FR" w:bidi="fr_FR"/>
         </w:rPr>
         <w:t xml:space="preserve">). En dehors du livre d’Abdias, nous avons peu d’informations sur la réponse d’Édom à cet événement (voir aussi </w:t>
       </w:r>
-      <w:hyperlink r:id="rId27">
-        <w:r>
-          <w:rPr>
-            <w:lang w:val="fr_FR" w:bidi="fr_FR"/>
-          </w:rPr>
-          <w:rPr>
-            <w:color w:val="0000EE"/>
-            <w:u w:val="single"/>
-          </w:rPr>
-          <w:t>Es 34.5–10</w:t>
-        </w:r>
-      </w:hyperlink>
+      <w:r>
+        <w:rPr>
+          <w:lang w:val="fr_FR" w:bidi="fr_FR"/>
+        </w:rPr>
+        <w:t>Es 34.5–10</w:t>
+      </w:r>
       <w:r>
         <w:rPr>
           <w:lang w:val="fr_FR" w:bidi="fr_FR"/>
@@ -722,36 +632,24 @@
         </w:rPr>
         <w:t xml:space="preserve">Le message d’Abdias concernant Édom fait écho à celui d’autres prophètes, et certaines parties suivent de près les versets </w:t>
       </w:r>
-      <w:hyperlink r:id="rId28">
-        <w:r>
-          <w:rPr>
-            <w:lang w:val="fr_FR" w:bidi="fr_FR"/>
-          </w:rPr>
-          <w:rPr>
-            <w:color w:val="0000EE"/>
-            <w:u w:val="single"/>
-          </w:rPr>
-          <w:t>Jr 49.9</w:t>
-        </w:r>
-      </w:hyperlink>
+      <w:r>
+        <w:rPr>
+          <w:lang w:val="fr_FR" w:bidi="fr_FR"/>
+        </w:rPr>
+        <w:t>Jr 49.9</w:t>
+      </w:r>
       <w:r>
         <w:rPr>
           <w:lang w:val="fr_FR" w:bidi="fr_FR"/>
         </w:rPr>
         <w:t xml:space="preserve">, </w:t>
       </w:r>
-      <w:hyperlink r:id="rId29">
-        <w:r>
-          <w:rPr>
-            <w:lang w:val="fr_FR" w:bidi="fr_FR"/>
-          </w:rPr>
-          <w:rPr>
-            <w:color w:val="0000EE"/>
-            <w:u w:val="single"/>
-          </w:rPr>
-          <w:t>14–16</w:t>
-        </w:r>
-      </w:hyperlink>
+      <w:r>
+        <w:rPr>
+          <w:lang w:val="fr_FR" w:bidi="fr_FR"/>
+        </w:rPr>
+        <w:t>14–16</w:t>
+      </w:r>
       <w:r>
         <w:rPr>
           <w:lang w:val="fr_FR" w:bidi="fr_FR"/>
@@ -770,36 +668,24 @@
         </w:rPr>
         <w:t xml:space="preserve"> </w:t>
       </w:r>
-      <w:hyperlink r:id="rId30">
-        <w:r>
-          <w:rPr>
-            <w:lang w:val="fr_FR" w:bidi="fr_FR"/>
-          </w:rPr>
-          <w:rPr>
-            <w:color w:val="0000EE"/>
-            <w:u w:val="single"/>
-          </w:rPr>
-          <w:t>Jl 3.19</w:t>
-        </w:r>
-      </w:hyperlink>
+      <w:r>
+        <w:rPr>
+          <w:lang w:val="fr_FR" w:bidi="fr_FR"/>
+        </w:rPr>
+        <w:t>Jl 3.19</w:t>
+      </w:r>
       <w:r>
         <w:rPr>
           <w:lang w:val="fr_FR" w:bidi="fr_FR"/>
         </w:rPr>
         <w:t xml:space="preserve"> et </w:t>
       </w:r>
-      <w:hyperlink r:id="rId31">
-        <w:r>
-          <w:rPr>
-            <w:lang w:val="fr_FR" w:bidi="fr_FR"/>
-          </w:rPr>
-          <w:rPr>
-            <w:color w:val="0000EE"/>
-            <w:u w:val="single"/>
-          </w:rPr>
-          <w:t>Am 9.12</w:t>
-        </w:r>
-      </w:hyperlink>
+      <w:r>
+        <w:rPr>
+          <w:lang w:val="fr_FR" w:bidi="fr_FR"/>
+        </w:rPr>
+        <w:t>Am 9.12</w:t>
+      </w:r>
       <w:r>
         <w:rPr>
           <w:lang w:val="fr_FR" w:bidi="fr_FR"/>
@@ -858,18 +744,12 @@
         </w:rPr>
         <w:t>) : « Il te sera fait comme tu as fait » (</w:t>
       </w:r>
-      <w:hyperlink r:id="rId32">
-        <w:r>
-          <w:rPr>
-            <w:lang w:val="fr_FR" w:bidi="fr_FR"/>
-          </w:rPr>
-          <w:rPr>
-            <w:color w:val="0000EE"/>
-            <w:u w:val="single"/>
-          </w:rPr>
-          <w:t>1.15</w:t>
-        </w:r>
-      </w:hyperlink>
+      <w:r>
+        <w:rPr>
+          <w:lang w:val="fr_FR" w:bidi="fr_FR"/>
+        </w:rPr>
+        <w:t>1.15</w:t>
+      </w:r>
       <w:r>
         <w:rPr>
           <w:lang w:val="fr_FR" w:bidi="fr_FR"/>
@@ -890,18 +770,12 @@
         </w:rPr>
         <w:t>Le jour du Seigneur viendra, avec une justice favorable aux opprimés, une punition aux oppresseurs, et l’avènement d’un royaume universel dans lequel le Seigneur règne sur toutes les nations. D’un point de vue géographique et historique, cela signifie qu’Israël reviendra sur sa terre et sera souverain sur les terres d’Édom. D’un point de vue universel, la punition d’Édom n’était qu’une partie d’un jugement plus général. Édom, mais aussi « toutes les nations » (</w:t>
       </w:r>
-      <w:hyperlink r:id="rId33">
-        <w:r>
-          <w:rPr>
-            <w:lang w:val="fr_FR" w:bidi="fr_FR"/>
-          </w:rPr>
-          <w:rPr>
-            <w:color w:val="0000EE"/>
-            <w:u w:val="single"/>
-          </w:rPr>
-          <w:t>1.16</w:t>
-        </w:r>
-      </w:hyperlink>
+      <w:r>
+        <w:rPr>
+          <w:lang w:val="fr_FR" w:bidi="fr_FR"/>
+        </w:rPr>
+        <w:t>1.16</w:t>
+      </w:r>
       <w:r>
         <w:rPr>
           <w:lang w:val="fr_FR" w:bidi="fr_FR"/>
@@ -922,72 +796,48 @@
         </w:rPr>
         <w:t>Cette image de Dieu s’impose dans la théologie d’Abdias et oblige le lectorat moderne à prendre une décision. Qui servirons-nous : un dieu indifférent au mal, ou le Dieu de justice que nous trouvons chez Abdias ? Seul un Dieu qui juge le mal peut nous assurer que le mal ne triomphera pas en fin de compte. Abdias attend avec impatience ce nouveau jour où « à l’Éternel appartiendra le règne » (</w:t>
       </w:r>
-      <w:hyperlink r:id="rId34">
-        <w:r>
-          <w:rPr>
-            <w:lang w:val="fr_FR" w:bidi="fr_FR"/>
-          </w:rPr>
-          <w:rPr>
-            <w:color w:val="0000EE"/>
-            <w:u w:val="single"/>
-          </w:rPr>
-          <w:t>1.21</w:t>
-        </w:r>
-      </w:hyperlink>
+      <w:r>
+        <w:rPr>
+          <w:lang w:val="fr_FR" w:bidi="fr_FR"/>
+        </w:rPr>
+        <w:t>1.21</w:t>
+      </w:r>
       <w:r>
         <w:rPr>
           <w:lang w:val="fr_FR" w:bidi="fr_FR"/>
         </w:rPr>
         <w:t>). Cet espoir d’Israël est devenu l’espoir du monde entier lorsque le Christ a annoncé que « Le Royaume de Dieu est proche » (</w:t>
       </w:r>
-      <w:hyperlink r:id="rId35">
-        <w:r>
-          <w:rPr>
-            <w:lang w:val="fr_FR" w:bidi="fr_FR"/>
-          </w:rPr>
-          <w:rPr>
-            <w:color w:val="0000EE"/>
-            <w:u w:val="single"/>
-          </w:rPr>
-          <w:t>Mc 1.15</w:t>
-        </w:r>
-      </w:hyperlink>
+      <w:r>
+        <w:rPr>
+          <w:lang w:val="fr_FR" w:bidi="fr_FR"/>
+        </w:rPr>
+        <w:t>Mc 1.15</w:t>
+      </w:r>
       <w:r>
         <w:rPr>
           <w:lang w:val="fr_FR" w:bidi="fr_FR"/>
         </w:rPr>
         <w:t xml:space="preserve"> ; </w:t>
       </w:r>
-      <w:hyperlink r:id="rId36">
-        <w:r>
-          <w:rPr>
-            <w:lang w:val="fr_FR" w:bidi="fr_FR"/>
-          </w:rPr>
-          <w:rPr>
-            <w:color w:val="0000EE"/>
-            <w:u w:val="single"/>
-          </w:rPr>
-          <w:t>Lc 10.9–12</w:t>
-        </w:r>
-      </w:hyperlink>
+      <w:r>
+        <w:rPr>
+          <w:lang w:val="fr_FR" w:bidi="fr_FR"/>
+        </w:rPr>
+        <w:t>Lc 10.9–12</w:t>
+      </w:r>
       <w:r>
         <w:rPr>
           <w:lang w:val="fr_FR" w:bidi="fr_FR"/>
         </w:rPr>
         <w:t xml:space="preserve"> ; </w:t>
       </w:r>
-      <w:hyperlink r:id="rId37">
-        <w:r>
-          <w:rPr>
-            <w:lang w:val="fr_FR" w:bidi="fr_FR"/>
-          </w:rPr>
-          <w:rPr>
-            <w:color w:val="0000EE"/>
-            <w:u w:val="single"/>
-          </w:rPr>
-          <w:t>21.31–33</w:t>
-        </w:r>
-      </w:hyperlink>
+      <w:r>
+        <w:rPr>
+          <w:lang w:val="fr_FR" w:bidi="fr_FR"/>
+        </w:rPr>
+        <w:t>21.31–33</w:t>
+      </w:r>
       <w:r>
         <w:rPr>
           <w:lang w:val="fr_FR" w:bidi="fr_FR"/>
